--- a/src/OpenXmlHtml.Tests/WordBorderTests.CellBorder.Net.verified.docx
+++ b/src/OpenXmlHtml.Tests/WordBorderTests.CellBorder.Net.verified.docx
@@ -30,9 +30,6 @@
           </w:tcPr>
           <w:p>
             <w:r>
-              <w:rPr>
-                <w:bdr w:val="single" w:color="FF0000" w:sz="12" w:space="1"/>
-              </w:rPr>
               <w:t xml:space="preserve">Red bordered cell</w:t>
             </w:r>
           </w:p>
